--- a/Seminarski_final.docx
+++ b/Seminarski_final.docx
@@ -4546,6 +4546,42 @@
     </w:p>
     <w:p>
       <w:pPr>
+        <w:rPr>
+          <w:rFonts w:ascii="Times New Roman" w:hAnsi="Times New Roman"/>
+          <w:sz w:val="20"/>
+          <w:szCs w:val="20"/>
+        </w:rPr>
+      </w:pPr>
+    </w:p>
+    <w:p>
+      <w:pPr>
+        <w:rPr>
+          <w:rFonts w:ascii="Times New Roman" w:hAnsi="Times New Roman"/>
+          <w:sz w:val="20"/>
+          <w:szCs w:val="20"/>
+        </w:rPr>
+      </w:pPr>
+    </w:p>
+    <w:p>
+      <w:pPr>
+        <w:rPr>
+          <w:rFonts w:ascii="Times New Roman" w:hAnsi="Times New Roman"/>
+          <w:sz w:val="20"/>
+          <w:szCs w:val="20"/>
+        </w:rPr>
+      </w:pPr>
+    </w:p>
+    <w:p>
+      <w:pPr>
+        <w:rPr>
+          <w:rFonts w:ascii="Times New Roman" w:hAnsi="Times New Roman"/>
+          <w:sz w:val="20"/>
+          <w:szCs w:val="20"/>
+        </w:rPr>
+      </w:pPr>
+    </w:p>
+    <w:p>
+      <w:pPr>
         <w:pStyle w:val="Heading2"/>
         <w:rPr>
           <w:rFonts w:ascii="Times New Roman" w:hAnsi="Times New Roman"/>
@@ -4567,105 +4603,32 @@
           <w:rFonts w:ascii="Times New Roman" w:hAnsi="Times New Roman"/>
         </w:rPr>
       </w:pPr>
+    </w:p>
+    <w:p>
+      <w:pPr>
+        <w:rPr>
+          <w:rFonts w:ascii="Times New Roman" w:hAnsi="Times New Roman"/>
+        </w:rPr>
+      </w:pPr>
+    </w:p>
+    <w:p>
+      <w:pPr>
+        <w:rPr>
+          <w:rFonts w:ascii="Times New Roman" w:hAnsi="Times New Roman"/>
+        </w:rPr>
+      </w:pPr>
+    </w:p>
+    <w:p>
+      <w:pPr>
+        <w:rPr>
+          <w:rFonts w:ascii="Times New Roman" w:hAnsi="Times New Roman"/>
+        </w:rPr>
+      </w:pPr>
       <w:r>
         <w:rPr>
           <w:rFonts w:ascii="Times New Roman" w:eastAsia="Times New Roman" w:hAnsi="Times New Roman"/>
           <w:noProof/>
         </w:rPr>
-        <mc:AlternateContent>
-          <mc:Choice Requires="wpg">
-            <w:drawing>
-              <wp:inline distT="0" distB="0" distL="0" distR="0" wp14:anchorId="10C6E156" wp14:editId="38BF5B36">
-                <wp:extent cx="5732145" cy="4455931"/>
-                <wp:effectExtent l="0" t="0" r="0" b="0"/>
-                <wp:docPr id="3" name="Picture 3"/>
-                <wp:cNvGraphicFramePr>
-                  <a:graphicFrameLocks xmlns:a="http://schemas.openxmlformats.org/drawingml/2006/main" noChangeAspect="1"/>
-                </wp:cNvGraphicFramePr>
-                <a:graphic xmlns:a="http://schemas.openxmlformats.org/drawingml/2006/main">
-                  <a:graphicData uri="http://schemas.openxmlformats.org/drawingml/2006/picture">
-                    <pic:pic xmlns:pic="http://schemas.openxmlformats.org/drawingml/2006/picture">
-                      <pic:nvPicPr>
-                        <pic:cNvPr id="1100725483" name=""/>
-                        <pic:cNvPicPr>
-                          <a:picLocks noChangeAspect="1"/>
-                        </pic:cNvPicPr>
-                      </pic:nvPicPr>
-                      <pic:blipFill rotWithShape="1">
-                        <a:blip r:embed="rId14"/>
-                        <a:stretch/>
-                      </pic:blipFill>
-                      <pic:spPr bwMode="auto">
-                        <a:xfrm>
-                          <a:off x="0" y="0"/>
-                          <a:ext cx="5732144" cy="4455931"/>
-                        </a:xfrm>
-                        <a:prstGeom prst="rect">
-                          <a:avLst/>
-                        </a:prstGeom>
-                      </pic:spPr>
-                    </pic:pic>
-                  </a:graphicData>
-                </a:graphic>
-              </wp:inline>
-            </w:drawing>
-          </mc:Choice>
-          <mc:Fallback xmlns:a="http://schemas.openxmlformats.org/drawingml/2006/main">
-            <w:pict>
-              <v:shapetype id="_x0000_t75" coordsize="21600,21600" o:spt="75" o:preferrelative="t" path="m@4@5l@4@11@9@11@9@5xe" filled="f" stroked="f">
-                <v:stroke joinstyle="miter"/>
-                <v:formulas>
-                  <v:f eqn="if lineDrawn pixelLineWidth 0"/>
-                  <v:f eqn="sum @0 1 0"/>
-                  <v:f eqn="sum 0 0 @1"/>
-                  <v:f eqn="prod @2 1 2"/>
-                  <v:f eqn="prod @3 21600 pixelWidth"/>
-                  <v:f eqn="prod @3 21600 pixelHeight"/>
-                  <v:f eqn="sum @0 0 1"/>
-                  <v:f eqn="prod @6 1 2"/>
-                  <v:f eqn="prod @7 21600 pixelWidth"/>
-                  <v:f eqn="sum @8 21600 0"/>
-                  <v:f eqn="prod @7 21600 pixelHeight"/>
-                  <v:f eqn="sum @10 21600 0"/>
-                </v:formulas>
-                <v:path o:extrusionok="f" gradientshapeok="t" o:connecttype="rect"/>
-                <o:lock v:ext="edit" aspectratio="t"/>
-              </v:shapetype>
-              <v:shape id="_x0000_i2" o:spid="_x0000_s2" type="#_x0000_t75" style="width:451.35pt;height:350.86pt;mso-wrap-distance-left:0.00pt;mso-wrap-distance-top:0.00pt;mso-wrap-distance-right:0.00pt;mso-wrap-distance-bottom:0.00pt;z-index:1;" stroked="false">
-                <v:imagedata r:id="rId15" o:title=""/>
-                <o:lock v:ext="edit" rotation="t"/>
-              </v:shape>
-            </w:pict>
-          </mc:Fallback>
-        </mc:AlternateContent>
-      </w:r>
-    </w:p>
-    <w:p>
-      <w:pPr>
-        <w:rPr>
-          <w:rFonts w:ascii="Times New Roman" w:hAnsi="Times New Roman"/>
-        </w:rPr>
-      </w:pPr>
-    </w:p>
-    <w:p>
-      <w:pPr>
-        <w:rPr>
-          <w:rFonts w:ascii="Times New Roman" w:hAnsi="Times New Roman"/>
-        </w:rPr>
-      </w:pPr>
-    </w:p>
-    <w:p>
-      <w:pPr>
-        <w:rPr>
-          <w:rFonts w:ascii="Times New Roman" w:hAnsi="Times New Roman"/>
-        </w:rPr>
-      </w:pPr>
-      <w:r>
-        <w:rPr>
-          <w:rFonts w:ascii="Times New Roman" w:eastAsia="Times New Roman" w:hAnsi="Times New Roman"/>
-          <w:noProof/>
-        </w:rPr>
-        <w:lastRenderedPageBreak/>
         <mc:AlternateContent>
           <mc:Choice Requires="wpg">
             <w:drawing>
@@ -4686,7 +4649,7 @@
                         </pic:cNvPicPr>
                       </pic:nvPicPr>
                       <pic:blipFill rotWithShape="1">
-                        <a:blip r:embed="rId16"/>
+                        <a:blip r:embed="rId14"/>
                         <a:stretch/>
                       </pic:blipFill>
                       <pic:spPr bwMode="auto">
@@ -4936,6 +4899,7 @@
           <w:sz w:val="24"/>
           <w:szCs w:val="24"/>
         </w:rPr>
+        <w:lastRenderedPageBreak/>
         <w:t xml:space="preserve">Na osnovu sadržaja dokumenta, evidencioni list se može logički podeliti na sledeće celine: </w:t>
       </w:r>
     </w:p>
@@ -5053,7 +5017,6 @@
           <w:sz w:val="24"/>
           <w:szCs w:val="24"/>
         </w:rPr>
-        <w:lastRenderedPageBreak/>
         <w:t>Datum rođenja</w:t>
       </w:r>
       <w:r>
@@ -5512,6 +5475,7 @@
           <w:sz w:val="24"/>
           <w:szCs w:val="24"/>
         </w:rPr>
+        <w:lastRenderedPageBreak/>
         <w:t>nega drugog obolelog člana porodice,</w:t>
       </w:r>
     </w:p>
@@ -5617,7 +5581,6 @@
           <w:sz w:val="24"/>
           <w:szCs w:val="24"/>
         </w:rPr>
-        <w:lastRenderedPageBreak/>
         <w:t>EvidencijaID, KorisnikID, KriterijumID u tabeli EvidencijaRada,</w:t>
       </w:r>
     </w:p>
@@ -6011,6 +5974,7 @@
           <w:sz w:val="24"/>
           <w:szCs w:val="24"/>
         </w:rPr>
+        <w:lastRenderedPageBreak/>
         <w:t>U našoj aplikaciji ovaj deo se automatizuje kroz PrimeniAkcijeNaTabelu() metodu koja za svaki red dodaje PreporucenaAkcija kolonu obračuna, ali za seminarski rad je dovoljno da se evidencioni deo mapira (period, broj dana, procenat) i koristi za generisanje pregleda.</w:t>
       </w:r>
     </w:p>
@@ -6099,7 +6063,6 @@
           <w:sz w:val="24"/>
           <w:szCs w:val="24"/>
         </w:rPr>
-        <w:lastRenderedPageBreak/>
         <w:t xml:space="preserve">Mesto i datum ocenjivanja. </w:t>
       </w:r>
     </w:p>
@@ -6454,6 +6417,7 @@
           <w:sz w:val="24"/>
           <w:szCs w:val="24"/>
         </w:rPr>
+        <w:lastRenderedPageBreak/>
         <w:t>Izveštaji i štampa</w:t>
       </w:r>
       <w:r>
@@ -6557,7 +6521,7 @@
           <w:noProof/>
         </w:rPr>
         <w:drawing>
-          <wp:inline distT="0" distB="0" distL="0" distR="0" wp14:anchorId="65A2F58F" wp14:editId="7F1B482E">
+          <wp:inline distT="0" distB="0" distL="0" distR="0" wp14:anchorId="65A2F58F" wp14:editId="20B5FBA0">
             <wp:extent cx="5734050" cy="2857500"/>
             <wp:effectExtent l="0" t="0" r="0" b="0"/>
             <wp:docPr id="273857317" name="Picture 16"/>
@@ -6638,7 +6602,7 @@
           <w:noProof/>
         </w:rPr>
         <w:drawing>
-          <wp:inline distT="0" distB="0" distL="0" distR="0" wp14:anchorId="2128079D" wp14:editId="07847222">
+          <wp:inline distT="0" distB="0" distL="0" distR="0" wp14:anchorId="2128079D" wp14:editId="0201F8E4">
             <wp:extent cx="5734050" cy="2590800"/>
             <wp:effectExtent l="0" t="0" r="0" b="0"/>
             <wp:docPr id="1815209653" name="Picture 15"/>
@@ -6720,7 +6684,7 @@
         </w:rPr>
         <w:lastRenderedPageBreak/>
         <w:drawing>
-          <wp:inline distT="0" distB="0" distL="0" distR="0" wp14:anchorId="754FE8CA" wp14:editId="03F5CB49">
+          <wp:inline distT="0" distB="0" distL="0" distR="0" wp14:anchorId="754FE8CA" wp14:editId="0B6D7A85">
             <wp:extent cx="5732145" cy="2760980"/>
             <wp:effectExtent l="0" t="0" r="1905" b="1270"/>
             <wp:docPr id="1795852291" name="Picture 14"/>
@@ -6813,7 +6777,7 @@
           <w:noProof/>
         </w:rPr>
         <w:drawing>
-          <wp:inline distT="0" distB="0" distL="0" distR="0" wp14:anchorId="7329EE59" wp14:editId="0EA25078">
+          <wp:inline distT="0" distB="0" distL="0" distR="0" wp14:anchorId="7329EE59" wp14:editId="163BB3CD">
             <wp:extent cx="5734050" cy="2543175"/>
             <wp:effectExtent l="0" t="0" r="0" b="9525"/>
             <wp:docPr id="1715843960" name="Picture 13"/>
@@ -6957,7 +6921,7 @@
           <w:noProof/>
         </w:rPr>
         <w:drawing>
-          <wp:inline distT="0" distB="0" distL="0" distR="0" wp14:anchorId="7CEE349E" wp14:editId="24A2A50B">
+          <wp:inline distT="0" distB="0" distL="0" distR="0" wp14:anchorId="7CEE349E" wp14:editId="2DBBBC83">
             <wp:extent cx="5734050" cy="2743200"/>
             <wp:effectExtent l="0" t="0" r="0" b="0"/>
             <wp:docPr id="808280676" name="Picture 12"/>
@@ -7025,7 +6989,7 @@
           <w:noProof/>
         </w:rPr>
         <w:drawing>
-          <wp:inline distT="0" distB="0" distL="0" distR="0" wp14:anchorId="62C7F105" wp14:editId="13905F3F">
+          <wp:inline distT="0" distB="0" distL="0" distR="0" wp14:anchorId="62C7F105" wp14:editId="54286BC8">
             <wp:extent cx="5734050" cy="2819400"/>
             <wp:effectExtent l="0" t="0" r="0" b="0"/>
             <wp:docPr id="972517587" name="Picture 11"/>
@@ -9447,7 +9411,7 @@
           <w:noProof/>
         </w:rPr>
         <w:drawing>
-          <wp:inline distT="0" distB="0" distL="0" distR="0" wp14:anchorId="052C6742" wp14:editId="3B56FF63">
+          <wp:inline distT="0" distB="0" distL="0" distR="0" wp14:anchorId="052C6742" wp14:editId="0621A7A0">
             <wp:extent cx="5720080" cy="3189605"/>
             <wp:effectExtent l="0" t="0" r="0" b="0"/>
             <wp:docPr id="601872710" name="Picture 8"/>
